--- a/public/smart-police/forms/แผนที่เกิดเหตุ.docx
+++ b/public/smart-police/forms/แผนที่เกิดเหตุ.docx
@@ -1304,7 +1304,7 @@
         <w:szCs w:val="24"/>
         <w:cs/>
       </w:rPr>
-      <w:t>สอบสวน.</w:t>
+      <w:t/>
     </w:r>
     <w:r>
       <w:rPr>
@@ -1315,7 +1315,7 @@
         <w:sz w:val="24"/>
         <w:szCs w:val="24"/>
       </w:rPr>
-      <w:t>com</w:t>
+      <w:t/>
     </w:r>
   </w:p>
 </w:ftr>

--- a/public/smart-police/forms/แผนที่เกิดเหตุ.docx
+++ b/public/smart-police/forms/แผนที่เกิดเหตุ.docx
@@ -1179,7 +1179,7 @@
         <w:szCs w:val="32"/>
         <w:cs/>
       </w:rPr>
-      <w:t>(ส</w:t>
+      <w:t/>
     </w:r>
     <w:r>
       <w:rPr>
@@ -1189,7 +1189,7 @@
         <w:szCs w:val="32"/>
         <w:cs/>
       </w:rPr>
-      <w:t xml:space="preserve"> </w:t>
+      <w:t xml:space="preserve"/>
     </w:r>
     <w:r>
       <w:rPr>
@@ -1199,7 +1199,7 @@
         <w:szCs w:val="32"/>
         <w:cs/>
       </w:rPr>
-      <w:t>๕๖</w:t>
+      <w:t/>
     </w:r>
     <w:r>
       <w:rPr>
@@ -1208,7 +1208,7 @@
         <w:bCs/>
         <w:szCs w:val="32"/>
       </w:rPr>
-      <w:t xml:space="preserve"> </w:t>
+      <w:t xml:space="preserve"/>
     </w:r>
     <w:r>
       <w:rPr>
@@ -1218,7 +1218,7 @@
         <w:szCs w:val="32"/>
         <w:cs/>
       </w:rPr>
-      <w:t>-</w:t>
+      <w:t/>
     </w:r>
     <w:r>
       <w:rPr>
@@ -1227,7 +1227,7 @@
         <w:bCs/>
         <w:szCs w:val="32"/>
       </w:rPr>
-      <w:t xml:space="preserve"> </w:t>
+      <w:t xml:space="preserve"/>
     </w:r>
     <w:r>
       <w:rPr>
@@ -1237,7 +1237,7 @@
         <w:szCs w:val="32"/>
         <w:cs/>
       </w:rPr>
-      <w:t>๑๕)</w:t>
+      <w:t/>
     </w:r>
     <w:r>
       <w:rPr>
@@ -1292,7 +1292,7 @@
         <w:szCs w:val="32"/>
       </w:rPr>
       <w:tab/>
-      <w:t xml:space="preserve">          </w:t>
+      <w:t xml:space="preserve"/>
     </w:r>
     <w:r>
       <w:rPr>
